--- a/public/materialy/1L/2/_ucitel/Metodika.docx
+++ b/public/materialy/1L/2/_ucitel/Metodika.docx
@@ -150,7 +150,7 @@
         <w:rPr>
           <w:rFonts w:ascii="Calibri" w:cs="Calibri" w:eastAsia="Calibri" w:hAnsi="Calibri"/>
         </w:rPr>
-        <w:t xml:space="preserve">Předpokládejte jen základní vzdělání a velmi rozdílnou úroveň: část třídy běžně pracuje s PC, část zná hlavně mobil. Hodiny jsou stavěné tak, aby obě skupiny měly co dělat — každý pracovní list má jednodušší minimum i bonus pro rychlíky.</w:t>
+        <w:t xml:space="preserve">Předpokládej jen základní vzdělání a velmi rozdílnou úroveň: část třídy běžně pracuje s PC, část zná hlavně mobil. Hodiny jsou stavěné tak, aby obě skupiny měly co dělat — každý pracovní list má jednodušší minimum i bonus pro rychlíky.</w:t>
       </w:r>
     </w:p>
     <w:p>
@@ -166,7 +166,7 @@
         <w:rPr>
           <w:rFonts w:ascii="Calibri" w:cs="Calibri" w:eastAsia="Calibri" w:hAnsi="Calibri"/>
         </w:rPr>
-        <w:t xml:space="preserve">Celek zařaďte co nejdříve ve školním roce — pozdější výuka (i v jiných předmětech) na něm staví.</w:t>
+        <w:t xml:space="preserve">Celek zařaď co nejdříve ve školním roce — pozdější výuka (i v jiných předmětech) na něm staví.</w:t>
       </w:r>
     </w:p>
     <w:p>
@@ -1127,7 +1127,7 @@
         <w:rPr>
           <w:rFonts w:ascii="Calibri" w:cs="Calibri" w:eastAsia="Calibri" w:hAnsi="Calibri"/>
         </w:rPr>
-        <w:t xml:space="preserve">teorie je jen opora pro praxi. Pokud musíte škrtat, škrtejte výklad, nikdy praktickou část. Hodina, ze které žák neodejde s vlastním výstupem, je promarněná.</w:t>
+        <w:t xml:space="preserve">teorie je jen opora pro praxi. Pokud musíš škrtat, škrtej výklad, nikdy praktickou část. Hodina, ze které žák neodejde s vlastním výstupem, je promarněná.</w:t>
       </w:r>
     </w:p>
     <w:p>
@@ -1340,7 +1340,7 @@
         <w:rPr>
           <w:rFonts w:ascii="Calibri" w:cs="Calibri" w:eastAsia="Calibri" w:hAnsi="Calibri"/>
         </w:rPr>
-        <w:t xml:space="preserve">Ve všech hodinách platí jednotné pravidlo, které je uvedeno v každém pracovním listu: AI je povolená pouze k vysvětlení pojmu, kterému žák nerozumí. Úkoly žák vypracovává sám. Pravidlo zopakujte v první hodině nahlas a vysvětlete proč: výstupy jsou osobní (vlastní počítač, vlastní síť, vlastní snímky obrazovky) — AI je za žáka udělat nemůže, a kde by mohla (desatero, tabulka licencí), vyžadujeme vlastní zdůvodnění, které opsání prozradí.</w:t>
+        <w:t xml:space="preserve">Ve všech hodinách platí jednotné pravidlo, které je uvedeno v každém pracovním listu: AI je povolená pouze k vysvětlení pojmu, kterému žák nerozumí. Úkoly žák vypracovává sám. Pravidlo zopakuj v první hodině nahlas a vysvětli proč: výstupy jsou osobní (vlastní počítač, vlastní síť, vlastní snímky obrazovky) — AI je za žáka udělat nemůže, a kde by mohla (desatero, tabulka licencí), vyžadujeme vlastní zdůvodnění, které opsání prozradí.</w:t>
       </w:r>
     </w:p>
     <w:p>
@@ -1405,7 +1405,7 @@
         <w:rPr>
           <w:rFonts w:ascii="Calibri" w:cs="Calibri" w:eastAsia="Calibri" w:hAnsi="Calibri"/>
         </w:rPr>
-        <w:t xml:space="preserve">trvejte na minimu definovaném v plánu každé hodiny — to je hranice „ještě splněno“. Důležitější než počet úkolů je, aby žák výstup vytvořil sám.</w:t>
+        <w:t xml:space="preserve">trvej na minimu definovaném v plánu každé hodiny — to je hranice „ještě splněno“. Důležitější než počet úkolů je, aby žák výstup vytvořil sám.</w:t>
       </w:r>
     </w:p>
     <w:p>
@@ -1473,7 +1473,7 @@
         <w:rPr>
           <w:rFonts w:ascii="Calibri" w:cs="Calibri" w:eastAsia="Calibri" w:hAnsi="Calibri"/>
         </w:rPr>
-        <w:t xml:space="preserve">Známkujte 2–3 vybrané výstupy (doporučujeme h. 2, 3 a 6 — pokrývají dovednosti, postoje i odvahu zkoušet), ostatní hodnoťte jen formativně krátkým komentářem.</w:t>
+        <w:t xml:space="preserve">Známkuj 2–3 vybrané výstupy (doporučujeme h. 2, 3 a 6 — pokrývají dovednosti, postoje i odvahu zkoušet), ostatní hodnoť jen formativně krátkým komentářem.</w:t>
       </w:r>
     </w:p>
     <w:p>
@@ -1968,7 +1968,7 @@
         <w:rPr>
           <w:rFonts w:ascii="Calibri" w:cs="Calibri" w:eastAsia="Calibri" w:hAnsi="Calibri"/>
         </w:rPr>
-        <w:t xml:space="preserve">Po šesté hodině doporučujeme krátkou reflexi celého bloku (5 minut nebo domácí lísteček): Co z těchto šesti hodin už používáš? Co bylo zbytečné? Co tě překvapilo? Odpovědi využijte k úpravě celku pro další třídu — místo na poznámky je na konci každého plánu hodiny.</w:t>
+        <w:t xml:space="preserve">Po šesté hodině doporučujeme krátkou reflexi celého bloku (5 minut nebo domácí lísteček): Co z těchto šesti hodin už používáš? Co bylo zbytečné? Co tě překvapilo? Odpovědi využij k úpravě celku pro další třídu — místo na poznámky je na konci každého plánu hodiny.</w:t>
       </w:r>
     </w:p>
     <w:p>

--- a/public/materialy/1L/2/_ucitel/Metodika.docx
+++ b/public/materialy/1L/2/_ucitel/Metodika.docx
@@ -1216,7 +1216,7 @@
         <w:rPr>
           <w:rFonts w:ascii="Calibri" w:cs="Calibri" w:eastAsia="Calibri" w:hAnsi="Calibri"/>
         </w:rPr>
-        <w:t xml:space="preserve">připravit složku CHAOS s 8–10 chaoticky pojmenovanými soubory různých typů a umístit ji ke stažení.</w:t>
+        <w:t xml:space="preserve">složka CHAOS je hotová v Podkladech k aktivitám (2. CHAOS.zip) – deset souborů šesti typů se schválně špatnými názvy. Rozbal ji a dej žákům ke stažení; kam co patří a jak to pojmenovat, je v souboru 2. CHAOS - řešení.txt vedle tohoto dokumentu.</w:t>
       </w:r>
     </w:p>
     <w:p>

--- a/public/materialy/1L/2/_ucitel/Metodika.docx
+++ b/public/materialy/1L/2/_ucitel/Metodika.docx
@@ -15,7 +15,7 @@
           <w:sz w:val="52"/>
           <w:szCs w:val="52"/>
         </w:rPr>
-        <w:t xml:space="preserve">Metodika celku — Úvod do informatiky a digitální gramotnost</w:t>
+        <w:t xml:space="preserve">Metodika celku — Úvod do informatiky a digitální gramotnost</w:t>
       </w:r>
     </w:p>
     <w:p>
@@ -51,7 +51,7 @@
           <w:sz w:val="30"/>
           <w:szCs w:val="30"/>
         </w:rPr>
-        <w:t xml:space="preserve">K čemu metodika slouží</w:t>
+        <w:t xml:space="preserve">K čemu metodika slouží</w:t>
       </w:r>
     </w:p>
     <w:p>
@@ -62,7 +62,7 @@
         <w:rPr>
           <w:rFonts w:ascii="Calibri" w:cs="Calibri" w:eastAsia="Calibri" w:hAnsi="Calibri"/>
         </w:rPr>
-        <w:t xml:space="preserve">Tento materiál je úvod k celému tematickému celku. Popisuje, jak na sebe šest hodin navazuje, co si připravit předem, jak celek pojmout didakticky a na co si dát pozor. Ke každé hodině existuje samostatný Plán hodiny (podrobný průběh s časy) a Pracovní list pro žáky — tato metodika je nenahrazuje, ale drží je pohromadě.</w:t>
+        <w:t xml:space="preserve">Tento materiál je úvod k celému tematickému celku. Popisuje, jak na sebe šest hodin navazuje, co si připravit předem, jak celek pojmout didakticky a na co si dát pozor. Ke každé hodině existuje samostatný Plán hodiny (podrobný průběh s časy) a Pracovní list pro žáky — tato metodika je nenahrazuje, ale drží je pohromadě.</w:t>
       </w:r>
     </w:p>
     <w:p>
@@ -90,7 +90,7 @@
         <w:rPr>
           <w:rFonts w:ascii="Calibri" w:cs="Calibri" w:eastAsia="Calibri" w:hAnsi="Calibri"/>
         </w:rPr>
-        <w:t xml:space="preserve">Žák po šesti hodinách zvládá základy práce s počítačem: orientuje se v operačním systému, udržuje pořádek v souborech a umí je sdílet přes cloud, chová se bezpečně na internetu, rozumí tomu, jak fungují sítě, ví, co smí se softwarem a cizími díly, a ovládne základy příkazového řádku.</w:t>
+        <w:t xml:space="preserve">Žák po šesti hodinách zvládá základy práce s počítačem: orientuje se v operačním systému, udržuje pořádek v souborech a umí je sdílet přes cloud, chová se bezpečně na internetu, rozumí tomu, jak fungují sítě, ví, co smí se softwarem a cizími díly, a ovládne základy příkazového řádku.</w:t>
       </w:r>
     </w:p>
     <w:p>
@@ -101,7 +101,7 @@
         <w:rPr>
           <w:rFonts w:ascii="Calibri" w:cs="Calibri" w:eastAsia="Calibri" w:hAnsi="Calibri"/>
         </w:rPr>
-        <w:t xml:space="preserve">Celek je vstupní branou do informatiky na SPŠ. Cílem není encyklopedické pokrytí, ale návyky, které žáci využijí celé studium: strukturu složek z hodiny 2 budou používat ve všech předmětech, zásady bezpečnosti z hodiny 3 doma i ve škole.</w:t>
+        <w:t xml:space="preserve">Celek je vstupní branou do informatiky na SPŠ. Cílem není encyklopedické pokrytí, ale návyky, které žáci využijí celé studium: strukturu složek z hodiny 2 budou používat ve všech předmětech, zásady bezpečnosti z hodiny 3 doma i ve škole.</w:t>
       </w:r>
     </w:p>
     <w:p>
@@ -118,7 +118,7 @@
           <w:sz w:val="30"/>
           <w:szCs w:val="30"/>
         </w:rPr>
-        <w:t xml:space="preserve">Cílová skupina a vstupní předpoklady</w:t>
+        <w:t xml:space="preserve">Cílová skupina a vstupní předpoklady</w:t>
       </w:r>
     </w:p>
     <w:p>
@@ -134,7 +134,7 @@
         <w:rPr>
           <w:rFonts w:ascii="Calibri" w:cs="Calibri" w:eastAsia="Calibri" w:hAnsi="Calibri"/>
         </w:rPr>
-        <w:t xml:space="preserve">1. ročník střední průmyslové školy (strojní a stavební obory), žáci 15–16 let.</w:t>
+        <w:t xml:space="preserve">1. ročník střední průmyslové školy (strojní a stavební obory), žáci 15–16 let.</w:t>
       </w:r>
     </w:p>
     <w:p>
@@ -150,7 +150,7 @@
         <w:rPr>
           <w:rFonts w:ascii="Calibri" w:cs="Calibri" w:eastAsia="Calibri" w:hAnsi="Calibri"/>
         </w:rPr>
-        <w:t xml:space="preserve">Předpokládej jen základní vzdělání a velmi rozdílnou úroveň: část třídy běžně pracuje s PC, část zná hlavně mobil. Hodiny jsou stavěné tak, aby obě skupiny měly co dělat — každý pracovní list má jednodušší minimum i bonus pro rychlíky.</w:t>
+        <w:t xml:space="preserve">Předpokládej jen základní vzdělání a velmi rozdílnou úroveň: část třídy běžně pracuje s PC, část zná hlavně mobil. Hodiny jsou stavěné tak, aby obě skupiny měly co dělat — každý pracovní list má jednodušší minimum i bonus pro rychlíky.</w:t>
       </w:r>
     </w:p>
     <w:p>
@@ -166,7 +166,7 @@
         <w:rPr>
           <w:rFonts w:ascii="Calibri" w:cs="Calibri" w:eastAsia="Calibri" w:hAnsi="Calibri"/>
         </w:rPr>
-        <w:t xml:space="preserve">Celek zařaď co nejdříve ve školním roce — pozdější výuka (i v jiných předmětech) na něm staví.</w:t>
+        <w:t xml:space="preserve">Celek zařaď co nejdříve ve školním roce — pozdější výuka (i v jiných předmětech) na něm staví.</w:t>
       </w:r>
     </w:p>
     <w:p>
@@ -183,7 +183,7 @@
           <w:sz w:val="30"/>
           <w:szCs w:val="30"/>
         </w:rPr>
-        <w:t xml:space="preserve">Přehled hodin a jejich návaznost</w:t>
+        <w:t xml:space="preserve">Přehled hodin a jejich návaznost</w:t>
       </w:r>
     </w:p>
     <w:tbl>
@@ -368,7 +368,7 @@
                 <w:sz w:val="21"/>
                 <w:szCs w:val="21"/>
               </w:rPr>
-              <w:t xml:space="preserve">Operační systém a základní nastavení</w:t>
+              <w:t xml:space="preserve">Operační systém a základní nastavení</w:t>
             </w:r>
           </w:p>
         </w:tc>
@@ -400,7 +400,7 @@
                 <w:sz w:val="21"/>
                 <w:szCs w:val="21"/>
               </w:rPr>
-              <w:t xml:space="preserve">Dokument se snímky obrazovky a údaji o PC</w:t>
+              <w:t xml:space="preserve">Dokument se snímky obrazovky a údaji o PC</w:t>
             </w:r>
           </w:p>
         </w:tc>
@@ -466,7 +466,7 @@
                 <w:sz w:val="21"/>
                 <w:szCs w:val="21"/>
               </w:rPr>
-              <w:t xml:space="preserve">Soubory, složky a cloudové úložiště</w:t>
+              <w:t xml:space="preserve">Soubory, složky a cloudové úložiště</w:t>
             </w:r>
           </w:p>
         </w:tc>
@@ -564,7 +564,7 @@
                 <w:sz w:val="21"/>
                 <w:szCs w:val="21"/>
               </w:rPr>
-              <w:t xml:space="preserve">Kybernetická bezpečnost a osobní údaje</w:t>
+              <w:t xml:space="preserve">Kybernetická bezpečnost a osobní údaje</w:t>
             </w:r>
           </w:p>
         </w:tc>
@@ -694,7 +694,7 @@
                 <w:sz w:val="21"/>
                 <w:szCs w:val="21"/>
               </w:rPr>
-              <w:t xml:space="preserve">Schéma domácí sítě + údaje o vlastním připojení</w:t>
+              <w:t xml:space="preserve">Schéma domácí sítě + údaje o vlastním připojení</w:t>
             </w:r>
           </w:p>
         </w:tc>
@@ -760,7 +760,7 @@
                 <w:sz w:val="21"/>
                 <w:szCs w:val="21"/>
               </w:rPr>
-              <w:t xml:space="preserve">Software, licence a autorská práva</w:t>
+              <w:t xml:space="preserve">Software, licence a autorská práva</w:t>
             </w:r>
           </w:p>
         </w:tc>
@@ -792,7 +792,7 @@
                 <w:sz w:val="21"/>
                 <w:szCs w:val="21"/>
               </w:rPr>
-              <w:t xml:space="preserve">Tabulka programů + obrázek s CC citací</w:t>
+              <w:t xml:space="preserve">Tabulka programů + obrázek s CC citací</w:t>
             </w:r>
           </w:p>
         </w:tc>
@@ -904,7 +904,7 @@
         <w:rPr>
           <w:rFonts w:ascii="Calibri" w:cs="Calibri" w:eastAsia="Calibri" w:hAnsi="Calibri"/>
         </w:rPr>
-        <w:t xml:space="preserve">Pořadí není náhodné a doporučujeme ho neměnit:</w:t>
+        <w:t xml:space="preserve">Pořadí není náhodné a doporučujeme ho neměnit:</w:t>
       </w:r>
     </w:p>
     <w:p>
@@ -928,7 +928,7 @@
         <w:rPr>
           <w:rFonts w:ascii="Calibri" w:cs="Calibri" w:eastAsia="Calibri" w:hAnsi="Calibri"/>
         </w:rPr>
-        <w:t xml:space="preserve">v hodině 1 si žáci osvojí snímky obrazovky a ukládání — obojí potřebují dál. Struktura složek z hodiny 2 je pak povinné místo pro odevzdávání ve všech dalších hodinách (Skola → Informatika → Ukoly).</w:t>
+        <w:t xml:space="preserve">v hodině 1 si žáci osvojí snímky obrazovky a ukládání — obojí potřebují dál. Struktura složek z hodiny 2 je pak povinné místo pro odevzdávání ve všech dalších hodinách (Skola → Informatika → Ukoly).</w:t>
       </w:r>
     </w:p>
     <w:p>
@@ -952,7 +952,7 @@
         <w:rPr>
           <w:rFonts w:ascii="Calibri" w:cs="Calibri" w:eastAsia="Calibri" w:hAnsi="Calibri"/>
         </w:rPr>
-        <w:t xml:space="preserve">zapnuté zobrazení přípon z hodiny 2 se hodí u bezpečnosti (rozpoznání .exe). Cloud otevírá otázku ochrany účtu.</w:t>
+        <w:t xml:space="preserve">zapnuté zobrazení přípon z hodiny 2 se hodí u bezpečnosti (rozpoznání .exe). Cloud otevírá otázku ochrany účtu.</w:t>
       </w:r>
     </w:p>
     <w:p>
@@ -976,7 +976,7 @@
         <w:rPr>
           <w:rFonts w:ascii="Calibri" w:cs="Calibri" w:eastAsia="Calibri" w:hAnsi="Calibri"/>
         </w:rPr>
-        <w:t xml:space="preserve">IP adresu žáci nejprve najdou klikáním v Nastavení (h. 4), v hodině 6 si ji rychlíci zjistí příkazem ipconfig — schválně dvakrát, aby viděli rozdíl mezi uživatelským a „profesionálním“ přístupem.</w:t>
+        <w:t xml:space="preserve">IP adresu žáci nejprve najdou klikáním v Nastavení (h. 4), v hodině 6 si ji rychlíci zjistí příkazem ipconfig — schválně dvakrát, aby viděli rozdíl mezi uživatelským a „profesionálním“ přístupem.</w:t>
       </w:r>
     </w:p>
     <w:p>
@@ -1000,7 +1000,7 @@
         <w:rPr>
           <w:rFonts w:ascii="Calibri" w:cs="Calibri" w:eastAsia="Calibri" w:hAnsi="Calibri"/>
         </w:rPr>
-        <w:t xml:space="preserve">uzavírá celek: žáci příkazy staví tutéž strukturu složek jako v hodině 2 — přirozené opakování.</w:t>
+        <w:t xml:space="preserve">uzavírá celek: žáci příkazy staví tutéž strukturu složek jako v hodině 2 — přirozené opakování.</w:t>
       </w:r>
     </w:p>
     <w:p>
@@ -1076,7 +1076,7 @@
         <w:rPr>
           <w:rFonts w:ascii="Calibri" w:cs="Calibri" w:eastAsia="Calibri" w:hAnsi="Calibri"/>
         </w:rPr>
-        <w:t xml:space="preserve">Společné pojmenování principu a krátký výklad učitele (max. 6–8 minut).</w:t>
+        <w:t xml:space="preserve">Společné pojmenování principu a krátký výklad učitele (max. 6–8 minut).</w:t>
       </w:r>
     </w:p>
     <w:p>
@@ -1092,7 +1092,7 @@
         <w:rPr>
           <w:rFonts w:ascii="Calibri" w:cs="Calibri" w:eastAsia="Calibri" w:hAnsi="Calibri"/>
         </w:rPr>
-        <w:t xml:space="preserve">Praktická práce na počítači — jádro hodiny, 15–20 minut, vždy s konkrétním odevzdaným výstupem.</w:t>
+        <w:t xml:space="preserve">Praktická práce na počítači — jádro hodiny, 15–20 minut, vždy s konkrétním odevzdaným výstupem.</w:t>
       </w:r>
     </w:p>
     <w:p>
@@ -1127,7 +1127,7 @@
         <w:rPr>
           <w:rFonts w:ascii="Calibri" w:cs="Calibri" w:eastAsia="Calibri" w:hAnsi="Calibri"/>
         </w:rPr>
-        <w:t xml:space="preserve">teorie je jen opora pro praxi. Pokud musíš škrtat, škrtej výklad, nikdy praktickou část. Hodina, ze které žák neodejde s vlastním výstupem, je promarněná.</w:t>
+        <w:t xml:space="preserve">teorie je jen opora pro praxi. Pokud musíš škrtat, škrtej výklad, nikdy praktickou část. Hodina, ze které žák neodejde s vlastním výstupem, je promarněná.</w:t>
       </w:r>
     </w:p>
     <w:p>
@@ -1168,7 +1168,7 @@
         <w:rPr>
           <w:rFonts w:ascii="Calibri" w:cs="Calibri" w:eastAsia="Calibri" w:hAnsi="Calibri"/>
         </w:rPr>
-        <w:t xml:space="preserve">ověřit funkčnost školních účtů Microsoft (h. 2), že správce neblokuje změnu pozadí a Nastavení (h. 1) a příkazový řádek (h. 6); domluvit způsob odevzdávání prací a držet ho celých 6 hodin stejný.</w:t>
+        <w:t xml:space="preserve">ověřit funkčnost školních účtů Microsoft (h. 2), že správce neblokuje změnu pozadí a Nastavení (h. 1) a příkazový řádek (h. 6); domluvit způsob odevzdávání prací a držet ho celých 6 hodin stejný.</w:t>
       </w:r>
     </w:p>
     <w:p>
@@ -1192,7 +1192,7 @@
         <w:rPr>
           <w:rFonts w:ascii="Calibri" w:cs="Calibri" w:eastAsia="Calibri" w:hAnsi="Calibri"/>
         </w:rPr>
-        <w:t xml:space="preserve">nic zvláštního — jen projektor a pracovní listy.</w:t>
+        <w:t xml:space="preserve">nic zvláštního — jen projektor a pracovní listy.</w:t>
       </w:r>
     </w:p>
     <w:p>
@@ -1216,7 +1216,7 @@
         <w:rPr>
           <w:rFonts w:ascii="Calibri" w:cs="Calibri" w:eastAsia="Calibri" w:hAnsi="Calibri"/>
         </w:rPr>
-        <w:t xml:space="preserve">složka CHAOS je hotová v Podkladech k aktivitám (2. CHAOS.zip) – deset souborů šesti typů se schválně špatnými názvy. Rozbal ji a dej žákům ke stažení; kam co patří a jak to pojmenovat, je v souboru 2. CHAOS - řešení.txt vedle tohoto dokumentu.</w:t>
+        <w:t xml:space="preserve">složka CHAOS je hotová v Podkladech k aktivitám (2. CHAOS.zip) – deset souborů šesti typů se schválně špatnými názvy. Rozbal ji a dej žákům ke stažení; kam co patří a jak to pojmenovat, je v souboru 2. CHAOS - řešení.txt vedle tohoto dokumentu.</w:t>
       </w:r>
     </w:p>
     <w:p>
@@ -1240,7 +1240,7 @@
         <w:rPr>
           <w:rFonts w:ascii="Calibri" w:cs="Calibri" w:eastAsia="Calibri" w:hAnsi="Calibri"/>
         </w:rPr>
-        <w:t xml:space="preserve">ukázkové e-maily jsou přímo v pracovním listu; stačí si je přečíst předem.</w:t>
+        <w:t xml:space="preserve">ukázkové e-maily jsou přímo v pracovním listu; stačí si je přečíst předem.</w:t>
       </w:r>
     </w:p>
     <w:p>
@@ -1264,7 +1264,7 @@
         <w:rPr>
           <w:rFonts w:ascii="Calibri" w:cs="Calibri" w:eastAsia="Calibri" w:hAnsi="Calibri"/>
         </w:rPr>
-        <w:t xml:space="preserve">kartičky s rolemi pro hru na síť (klient, DNS, router, server); ideálně router a kabel na ukázku do ruky.</w:t>
+        <w:t xml:space="preserve">kartičky s rolemi pro hru na síť (klient, DNS, router, server); ideálně router a kabel na ukázku do ruky.</w:t>
       </w:r>
     </w:p>
     <w:p>
@@ -1288,7 +1288,7 @@
         <w:rPr>
           <w:rFonts w:ascii="Calibri" w:cs="Calibri" w:eastAsia="Calibri" w:hAnsi="Calibri"/>
         </w:rPr>
-        <w:t xml:space="preserve">snímek s logy 8 programů na promítnutí (seznam v plánu hodiny).</w:t>
+        <w:t xml:space="preserve">snímek s logy 8 programů na promítnutí (seznam v plánu hodiny).</w:t>
       </w:r>
     </w:p>
     <w:p>
@@ -1312,7 +1312,7 @@
         <w:rPr>
           <w:rFonts w:ascii="Calibri" w:cs="Calibri" w:eastAsia="Calibri" w:hAnsi="Calibri"/>
         </w:rPr>
-        <w:t xml:space="preserve">nacvičit úvodní efektní ukázku v cmd, ať běží bez zaváhání.</w:t>
+        <w:t xml:space="preserve">nacvičit úvodní efektní ukázku v cmd, ať běží bez zaváhání.</w:t>
       </w:r>
     </w:p>
     <w:p>
@@ -1329,7 +1329,7 @@
           <w:sz w:val="30"/>
           <w:szCs w:val="30"/>
         </w:rPr>
-        <w:t xml:space="preserve">Práce s AI v celém celku</w:t>
+        <w:t xml:space="preserve">Práce s AI v celém celku</w:t>
       </w:r>
     </w:p>
     <w:p>
@@ -1340,7 +1340,7 @@
         <w:rPr>
           <w:rFonts w:ascii="Calibri" w:cs="Calibri" w:eastAsia="Calibri" w:hAnsi="Calibri"/>
         </w:rPr>
-        <w:t xml:space="preserve">Ve všech hodinách platí jednotné pravidlo, které je uvedeno v každém pracovním listu: AI je povolená pouze k vysvětlení pojmu, kterému žák nerozumí. Úkoly žák vypracovává sám. Pravidlo zopakuj v první hodině nahlas a vysvětli proč: výstupy jsou osobní (vlastní počítač, vlastní síť, vlastní snímky obrazovky) — AI je za žáka udělat nemůže, a kde by mohla (desatero, tabulka licencí), vyžadujeme vlastní zdůvodnění, které opsání prozradí.</w:t>
+        <w:t xml:space="preserve">Ve všech hodinách platí jednotné pravidlo, které je uvedeno v každém pracovním listu: AI je povolená pouze k vysvětlení pojmu, kterému žák nerozumí. Úkoly žák vypracovává sám. Pravidlo zopakuj v první hodině nahlas a vysvětli proč: výstupy jsou osobní (vlastní počítač, vlastní síť, vlastní snímky obrazovky) — AI je za žáka udělat nemůže, a kde by mohla (desatero, tabulka licencí), vyžadujeme vlastní zdůvodnění, které opsání prozradí.</w:t>
       </w:r>
     </w:p>
     <w:p>
@@ -1381,7 +1381,7 @@
         <w:rPr>
           <w:rFonts w:ascii="Calibri" w:cs="Calibri" w:eastAsia="Calibri" w:hAnsi="Calibri"/>
         </w:rPr>
-        <w:t xml:space="preserve">jednodušší minimum (uvedeno v plánu hodiny), standardní zadání a bonus pro rychlíky přímo v listu. Rychlík tedy nikdy nečeká — sáhne po bonusu bez zásahu učitele.</w:t>
+        <w:t xml:space="preserve">jednodušší minimum (uvedeno v plánu hodiny), standardní zadání a bonus pro rychlíky přímo v listu. Rychlík tedy nikdy nečeká — sáhne po bonusu bez zásahu učitele.</w:t>
       </w:r>
     </w:p>
     <w:p>
@@ -1405,7 +1405,7 @@
         <w:rPr>
           <w:rFonts w:ascii="Calibri" w:cs="Calibri" w:eastAsia="Calibri" w:hAnsi="Calibri"/>
         </w:rPr>
-        <w:t xml:space="preserve">trvej na minimu definovaném v plánu každé hodiny — to je hranice „ještě splněno“. Důležitější než počet úkolů je, aby žák výstup vytvořil sám.</w:t>
+        <w:t xml:space="preserve">trvej na minimu definovaném v plánu každé hodiny — to je hranice „ještě splněno“. Důležitější než počet úkolů je, aby žák výstup vytvořil sám.</w:t>
       </w:r>
     </w:p>
     <w:p>
@@ -1429,7 +1429,7 @@
         <w:rPr>
           <w:rFonts w:ascii="Calibri" w:cs="Calibri" w:eastAsia="Calibri" w:hAnsi="Calibri"/>
         </w:rPr>
-        <w:t xml:space="preserve">osvědčuje se posadit nejistého žáka vedle zdatnějšího s pravidlem „radíš slovy, nesaháš na myš“.</w:t>
+        <w:t xml:space="preserve">osvědčuje se posadit nejistého žáka vedle zdatnějšího s pravidlem „radíš slovy, nesaháš na myš“.</w:t>
       </w:r>
     </w:p>
     <w:p>
@@ -1446,7 +1446,7 @@
           <w:sz w:val="30"/>
           <w:szCs w:val="30"/>
         </w:rPr>
-        <w:t xml:space="preserve">Hodnocení v celku</w:t>
+        <w:t xml:space="preserve">Hodnocení v celku</w:t>
       </w:r>
     </w:p>
     <w:p>
@@ -1457,7 +1457,7 @@
         <w:rPr>
           <w:rFonts w:ascii="Calibri" w:cs="Calibri" w:eastAsia="Calibri" w:hAnsi="Calibri"/>
         </w:rPr>
-        <w:t xml:space="preserve">Každá hodina má vlastní kritéria a škálu 1–5 (bez plusů a mínusů) v plánu hodiny. Doporučené pojetí celku:</w:t>
+        <w:t xml:space="preserve">Každá hodina má vlastní kritéria a škálu 1–5 (bez plusů a mínusů) v plánu hodiny. Doporučené pojetí celku:</w:t>
       </w:r>
     </w:p>
     <w:p>
@@ -1473,7 +1473,7 @@
         <w:rPr>
           <w:rFonts w:ascii="Calibri" w:cs="Calibri" w:eastAsia="Calibri" w:hAnsi="Calibri"/>
         </w:rPr>
-        <w:t xml:space="preserve">Známkuj 2–3 vybrané výstupy (doporučujeme h. 2, 3 a 6 — pokrývají dovednosti, postoje i odvahu zkoušet), ostatní hodnoť jen formativně krátkým komentářem.</w:t>
+        <w:t xml:space="preserve">Známkuj 2–3 vybrané výstupy (doporučujeme h. 2, 3 a 6 — pokrývají dovednosti, postoje i odvahu zkoušet), ostatní hodnoť jen formativně krátkým komentářem.</w:t>
       </w:r>
     </w:p>
     <w:p>
@@ -1505,7 +1505,7 @@
         <w:rPr>
           <w:rFonts w:ascii="Calibri" w:cs="Calibri" w:eastAsia="Calibri" w:hAnsi="Calibri"/>
         </w:rPr>
-        <w:t xml:space="preserve">Slovní zpětná vazba: stručná, konkrétní, vždy s jedním krokem ke zlepšení („Desatero máš věcně správně, příště přidej ke každé zásadě i proč.“).</w:t>
+        <w:t xml:space="preserve">Slovní zpětná vazba: stručná, konkrétní, vždy s jedním krokem ke zlepšení („Desatero máš věcně správně, příště přidej ke každé zásadě i proč.“).</w:t>
       </w:r>
     </w:p>
     <w:p>
@@ -1522,7 +1522,7 @@
           <w:sz w:val="30"/>
           <w:szCs w:val="30"/>
         </w:rPr>
-        <w:t xml:space="preserve">Nejčastější rizika celku a jak jim předejít</w:t>
+        <w:t xml:space="preserve">Nejčastější rizika celku a jak jim předejít</w:t>
       </w:r>
     </w:p>
     <w:tbl>
@@ -1641,7 +1641,7 @@
                 <w:sz w:val="21"/>
                 <w:szCs w:val="21"/>
               </w:rPr>
-              <w:t xml:space="preserve">Velké rozdíly v tempu už od první hodiny.</w:t>
+              <w:t xml:space="preserve">Velké rozdíly v tempu už od první hodiny.</w:t>
             </w:r>
           </w:p>
         </w:tc>
@@ -1673,7 +1673,7 @@
                 <w:sz w:val="21"/>
                 <w:szCs w:val="21"/>
               </w:rPr>
-              <w:t xml:space="preserve">Důsledně používat bonusy a minima. Nečekat s celou třídou na posledního — kontrolovat průběžně po jednotlivcích.</w:t>
+              <w:t xml:space="preserve">Důsledně používat bonusy a minima. Nečekat s celou třídou na posledního — kontrolovat průběžně po jednotlivcích.</w:t>
             </w:r>
           </w:p>
         </w:tc>
@@ -1805,7 +1805,7 @@
                 <w:sz w:val="21"/>
                 <w:szCs w:val="21"/>
               </w:rPr>
-              <w:t xml:space="preserve">Od hodiny 2 vyžadovat jednotné místo (Skola → Informatika → Ukoly) a jednotné názvy PRIJMENI_tema. Nepovolovat ukládání na plochu.</w:t>
+              <w:t xml:space="preserve">Od hodiny 2 vyžadovat jednotné místo (Skola → Informatika → Ukoly) a jednotné názvy PRIJMENI_tema. Nepovolovat ukládání na plochu.</w:t>
             </w:r>
           </w:p>
         </w:tc>
@@ -1839,7 +1839,7 @@
                 <w:sz w:val="21"/>
                 <w:szCs w:val="21"/>
               </w:rPr>
-              <w:t xml:space="preserve">Výklad se natáhne a praxe nestihne.</w:t>
+              <w:t xml:space="preserve">Výklad se natáhne a praxe nestihne.</w:t>
             </w:r>
           </w:p>
         </w:tc>
@@ -1871,7 +1871,7 @@
                 <w:sz w:val="21"/>
                 <w:szCs w:val="21"/>
               </w:rPr>
-              <w:t xml:space="preserve">Hlídat časy z harmonogramů; výklad má tvrdý strop. Diskuze (h. 3, 5) utnout v polovině hodiny.</w:t>
+              <w:t xml:space="preserve">Hlídat časy z harmonogramů; výklad má tvrdý strop. Diskuze (h. 3, 5) utnout v polovině hodiny.</w:t>
             </w:r>
           </w:p>
         </w:tc>
@@ -1937,7 +1937,7 @@
                 <w:sz w:val="21"/>
                 <w:szCs w:val="21"/>
               </w:rPr>
-              <w:t xml:space="preserve">Na začátku každé hodiny 1 větou připomenout vazbu na minulou („minule jste si udělali pořádek v souborech — dnes je ochráníme“).</w:t>
+              <w:t xml:space="preserve">Na začátku každé hodiny 1 větou připomenout vazbu na minulou („minule jste si udělali pořádek v souborech — dnes je ochráníme“).</w:t>
             </w:r>
           </w:p>
         </w:tc>
@@ -1968,7 +1968,7 @@
         <w:rPr>
           <w:rFonts w:ascii="Calibri" w:cs="Calibri" w:eastAsia="Calibri" w:hAnsi="Calibri"/>
         </w:rPr>
-        <w:t xml:space="preserve">Po šesté hodině doporučujeme krátkou reflexi celého bloku (5 minut nebo domácí lísteček): Co z těchto šesti hodin už používáš? Co bylo zbytečné? Co tě překvapilo? Odpovědi využij k úpravě celku pro další třídu — místo na poznámky je na konci každého plánu hodiny.</w:t>
+        <w:t xml:space="preserve">Po šesté hodině doporučujeme krátkou reflexi celého bloku (5 minut nebo domácí lísteček): Co z těchto šesti hodin už používáš? Co bylo zbytečné? Co tě překvapilo? Odpovědi využij k úpravě celku pro další třídu — místo na poznámky je na konci každého plánu hodiny.</w:t>
       </w:r>
     </w:p>
     <w:p>
@@ -1981,7 +1981,7 @@
           <w:i/>
           <w:iCs/>
         </w:rPr>
-        <w:t xml:space="preserve">(Místo pro vlastní poznámky učitele k celému celku.)</w:t>
+        <w:t xml:space="preserve">(Místo pro vlastní poznámky učitele k celému celku.)</w:t>
       </w:r>
     </w:p>
     <w:sectPr>
